--- a/2026-09-22/brief.docx
+++ b/2026-09-22/brief.docx
@@ -140,7 +140,7 @@
         <w:pStyle w:val="ListBullet"/>
       </w:pPr>
       <w:r>
-        <w:t>Xiaomi MiMo-V2.6 API/open platform (Sep 22): Pro ~$0.435/$0.87 and Flash ~$0.14/$0.28 per million uncaused input/output tokens (vendor figures); also via OpenRouter/AI Studio paths per coverage — high-volume multimodal open alternative.</w:t>
+        <w:t>Xiaomi MiMo-V2.6 API/open platform (Sep 22): Pro ~$0.435/$0.87 and Flash ~$0.14/$0.28 per million uncached input/output tokens (vendor figures); also via OpenRouter/AI Studio paths per coverage — high-volume multimodal open alternative.</w:t>
       </w:r>
     </w:p>
     <w:p>
